--- a/科技守護智慧安居_課程報名系統使用手冊.docx
+++ b/科技守護智慧安居_課程報名系統使用手冊.docx
@@ -140,7 +140,7 @@
     </w:p>
     <w:p>
       <w:r>
-        <w:t>本系統為「科技守護．智慧安居」長照人員科技輔具教育訓練專用的線上報名平台，包含前台報名頁面與後台管理頁面兩大功能。系統部署於 Netlify 雲端平台，支援即時報名人數追蹤、剩餘名額顯示，以及報名名單的查詢與匯出。</w:t>
+        <w:t>本系統為「科技守護．智慧安居」長照人員科技輔具教育訓練專用的線上報名平台，包含前台報名頁面與後台管理頁面兩大功能。系統部署於 Vercel 雲端平台，支援即時報名人數追蹤、剩餘名額顯示，以及報名名單的查詢與匯出。</w:t>
       </w:r>
     </w:p>
     <w:p/>
@@ -348,7 +348,7 @@
                 <w:color w:val="0D7377"/>
                 <w:sz w:val="24"/>
               </w:rPr>
-              <w:t>https://ubiquitous-pasca-0a9bae.netlify.app/</w:t>
+              <w:t>https://tech-training-registration.vercel.app/</w:t>
             </w:r>
             <w:r>
               <w:rPr>
@@ -399,7 +399,7 @@
                 <w:color w:val="0D7377"/>
                 <w:sz w:val="24"/>
               </w:rPr>
-              <w:t>https://ubiquitous-pasca-0a9bae.netlify.app/admin.html</w:t>
+              <w:t>https://tech-training-registration.vercel.app/admin.html</w:t>
             </w:r>
             <w:r>
               <w:rPr>
@@ -805,7 +805,7 @@
         <w:ind w:left="567"/>
       </w:pPr>
       <w:r>
-        <w:t>在瀏覽器輸入：https://ubiquitous-pasca-0a9bae.netlify.app/admin.html</w:t>
+        <w:t>在瀏覽器輸入：https://tech-training-registration.vercel.app/admin.html</w:t>
       </w:r>
     </w:p>
     <w:p>
@@ -1082,7 +1082,7 @@
         <w:ind w:left="283"/>
       </w:pPr>
       <w:r>
-        <w:t>預設密碼為 ptrc2026。如需更改密碼，請至 Netlify 後台 → Site configuration → Environment variables → 新增或修改 ADMIN_KEY 變數值。修改後需重新部署才會生效（可至 Deploys 頁面點擊 Trigger deploy）。</w:t>
+        <w:t>預設密碼為 ptrc2026。如需更改密碼，請至 Vercel 後台 → Site configuration → Environment variables → 新增或修改 ADMIN_KEY 變數值。修改後需重新部署才會生效（可至 Deploys 頁面點擊 Trigger deploy）。</w:t>
       </w:r>
     </w:p>
     <w:p>
@@ -1102,7 +1102,7 @@
         <w:ind w:left="283"/>
       </w:pPr>
       <w:r>
-        <w:t>目前系統計數為累加機制，如有取消需手動調整。建議至 Netlify 後台 → Forms → training-registration 中刪除該筆提交，並聯繫系統管理員重置該場次計數。</w:t>
+        <w:t>目前系統計數為累加機制，如有取消需手動調整。建議至 Vercel 後台 → Forms → training-registration 中刪除該筆提交，並聯繫系統管理員重置該場次計數。</w:t>
       </w:r>
     </w:p>
     <w:p>
@@ -1142,7 +1142,7 @@
         <w:ind w:left="283"/>
       </w:pPr>
       <w:r>
-        <w:t>報名資料儲存在 Netlify 雲端平台（Netlify Blobs + Netlify Forms），後台需密碼才能存取。資料不會公開，僅管理員可查看。</w:t>
+        <w:t>報名資料儲存在 Vercel 雲端平台，後台需密碼才能存取。資料不會公開，僅管理員可查看。</w:t>
       </w:r>
     </w:p>
     <w:p>
@@ -1162,7 +1162,7 @@
         <w:ind w:left="283"/>
       </w:pPr>
       <w:r>
-        <w:t>需編輯 index.html 中的 &lt;select name="unit"&gt; 區塊，新增或移除 &lt;option&gt; 項目後推送至 GitHub，Netlify 會自動重新部署。</w:t>
+        <w:t>需編輯 index.html 中的 &lt;select name="unit"&gt; 區塊，新增或移除 &lt;option&gt; 項目後推送至 GitHub，Vercel 會自動重新部署。</w:t>
       </w:r>
     </w:p>
     <w:p>
@@ -1182,7 +1182,7 @@
         <w:ind w:left="283"/>
       </w:pPr>
       <w:r>
-        <w:t>至 Netlify 後台 → Site configuration → Site name，可將 ubiquitous-pasca-0a9bae 改為自訂名稱（如 ptrc-training），網址就會變成 ptrc-training.netlify.app。</w:t>
+        <w:t>至 Vercel 後台 → Settings → Domains，可新增自訂網域。</w:t>
       </w:r>
     </w:p>
     <w:p>
